--- a/src/content/bios/Ingram-J 2014.docx
+++ b/src/content/bios/Ingram-J 2014.docx
@@ -1,6 +1,6 @@
 
 <file path=word/document.xml><?xml version="1.0" encoding="utf-8"?>
-<w:document xmlns:wpc="http://schemas.microsoft.com/office/word/2010/wordprocessingCanvas" xmlns:cx="http://schemas.microsoft.com/office/drawing/2014/chartex" xmlns:cx1="http://schemas.microsoft.com/office/drawing/2015/9/8/chartex" xmlns:cx2="http://schemas.microsoft.com/office/drawing/2015/10/21/chartex" xmlns:cx3="http://schemas.microsoft.com/office/drawing/2016/5/9/chartex" xmlns:cx4="http://schemas.microsoft.com/office/drawing/2016/5/10/chartex" xmlns:cx5="http://schemas.microsoft.com/office/drawing/2016/5/11/chartex" xmlns:cx6="http://schemas.microsoft.com/office/drawing/2016/5/12/chartex" xmlns:cx7="http://schemas.microsoft.com/office/drawing/2016/5/13/chartex" xmlns:cx8="http://schemas.microsoft.com/office/drawing/2016/5/14/chartex" xmlns:mc="http://schemas.openxmlformats.org/markup-compatibility/2006" xmlns:aink="http://schemas.microsoft.com/office/drawing/2016/ink" xmlns:am3d="http://schemas.microsoft.com/office/drawing/2017/model3d" xmlns:o="urn:schemas-microsoft-com:office:office" xmlns:oel="http://schemas.microsoft.com/office/2019/extlst" xmlns:r="http://schemas.openxmlformats.org/officeDocument/2006/relationships" xmlns:m="http://schemas.openxmlformats.org/officeDocument/2006/math" xmlns:v="urn:schemas-microsoft-com:vml" xmlns:wp14="http://schemas.microsoft.com/office/word/2010/wordprocessingDrawing" xmlns:wp="http://schemas.openxmlformats.org/drawingml/2006/wordprocessingDrawing" xmlns:w10="urn:schemas-microsoft-com:office:word" xmlns:w="http://schemas.openxmlformats.org/wordprocessingml/2006/main" xmlns:w14="http://schemas.microsoft.com/office/word/2010/wordml" xmlns:w15="http://schemas.microsoft.com/office/word/2012/wordml" xmlns:w16cex="http://schemas.microsoft.com/office/word/2018/wordml/cex" xmlns:w16cid="http://schemas.microsoft.com/office/word/2016/wordml/cid" xmlns:w16="http://schemas.microsoft.com/office/word/2018/wordml" xmlns:w16du="http://schemas.microsoft.com/office/word/2023/wordml/word16du" xmlns:w16sdtdh="http://schemas.microsoft.com/office/word/2020/wordml/sdtdatahash" xmlns:w16sdtfl="http://schemas.microsoft.com/office/word/2024/wordml/sdtformatlock" xmlns:w16se="http://schemas.microsoft.com/office/word/2015/wordml/symex" xmlns:wpg="http://schemas.microsoft.com/office/word/2010/wordprocessingGroup" xmlns:wpi="http://schemas.microsoft.com/office/word/2010/wordprocessingInk" xmlns:wne="http://schemas.microsoft.com/office/word/2006/wordml" xmlns:wps="http://schemas.microsoft.com/office/word/2010/wordprocessingShape" mc:Ignorable="w14 w15 w16se w16cid w16 w16cex w16sdtdh w16sdtfl w16du wp14">
+<w:document xmlns:wpc="http://schemas.microsoft.com/office/word/2010/wordprocessingCanvas" xmlns:cx="http://schemas.microsoft.com/office/drawing/2014/chartex" xmlns:cx1="http://schemas.microsoft.com/office/drawing/2015/9/8/chartex" xmlns:cx2="http://schemas.microsoft.com/office/drawing/2015/10/21/chartex" xmlns:cx3="http://schemas.microsoft.com/office/drawing/2016/5/9/chartex" xmlns:cx4="http://schemas.microsoft.com/office/drawing/2016/5/10/chartex" xmlns:cx5="http://schemas.microsoft.com/office/drawing/2016/5/11/chartex" xmlns:cx6="http://schemas.microsoft.com/office/drawing/2016/5/12/chartex" xmlns:cx7="http://schemas.microsoft.com/office/drawing/2016/5/13/chartex" xmlns:cx8="http://schemas.microsoft.com/office/drawing/2016/5/14/chartex" xmlns:mc="http://schemas.openxmlformats.org/markup-compatibility/2006" xmlns:m="http://schemas.openxmlformats.org/officeDocument/2006/math" xmlns:aink="http://schemas.microsoft.com/office/drawing/2016/ink" xmlns:am3d="http://schemas.microsoft.com/office/drawing/2017/model3d" xmlns:oel="http://schemas.microsoft.com/office/2019/extlst" xmlns:r="http://schemas.openxmlformats.org/officeDocument/2006/relationships" xmlns:wp14="http://schemas.microsoft.com/office/word/2010/wordprocessingDrawing" xmlns:wp="http://schemas.openxmlformats.org/drawingml/2006/wordprocessingDrawing" xmlns:wpg="http://schemas.microsoft.com/office/word/2010/wordprocessingGroup" xmlns:wpi="http://schemas.microsoft.com/office/word/2010/wordprocessingInk" xmlns:wps="http://schemas.microsoft.com/office/word/2010/wordprocessingShape" xmlns:o="urn:schemas-microsoft-com:office:office" xmlns:v="urn:schemas-microsoft-com:vml" xmlns:w10="urn:schemas-microsoft-com:office:word" xmlns:w="http://schemas.openxmlformats.org/wordprocessingml/2006/main" xmlns:w14="http://schemas.microsoft.com/office/word/2010/wordml" xmlns:w15="http://schemas.microsoft.com/office/word/2012/wordml" xmlns:w16cei="http://schemas.microsoft.com/office/word/2026/wordml/cei" xmlns:w16cex="http://schemas.microsoft.com/office/word/2018/wordml/cex" xmlns:w16cid="http://schemas.microsoft.com/office/word/2016/wordml/cid" xmlns:w16="http://schemas.microsoft.com/office/word/2018/wordml" xmlns:w16sdtdh="http://schemas.microsoft.com/office/word/2020/wordml/sdtdatahash" xmlns:w16sdtfl="http://schemas.microsoft.com/office/word/2024/wordml/sdtformatlock" xmlns:w16se="http://schemas.microsoft.com/office/word/2015/wordml/symex" xmlns:w16du="http://schemas.microsoft.com/office/word/2023/wordml/word16du" xmlns:wne="http://schemas.microsoft.com/office/word/2006/wordml" mc:Ignorable="w14 w15 w16se w16cid w16 w16cex w16sdtdh w16sdtfl w16du wp14">
   <w:body>
     <w:p>
       <w:pPr>
@@ -141,13 +141,13 @@
       <w:r>
         <w:rPr>
           <w:noProof/>
-          <w:lang w:val="en-GB" w:eastAsia="nl-NL"/>
+          <w:lang w:val="en-GB"/>
         </w:rPr>
         <w:drawing>
-          <wp:inline distT="0" distB="0" distL="0" distR="0" wp14:anchorId="1530D83A" wp14:editId="03B532E4">
-            <wp:extent cx="1485900" cy="2054665"/>
-            <wp:effectExtent l="0" t="0" r="0" b="3175"/>
-            <wp:docPr id="4" name="Grafik 1" descr="WFP_ED_JamesIngram001.jpg"/>
+          <wp:inline distT="0" distB="0" distL="0" distR="0" wp14:anchorId="3E1EF0E9" wp14:editId="27405779">
+            <wp:extent cx="1708660" cy="2289957"/>
+            <wp:effectExtent l="0" t="0" r="6350" b="0"/>
+            <wp:docPr id="289962694" name="Afbeelding 1"/>
             <wp:cNvGraphicFramePr>
               <a:graphicFrameLocks xmlns:a="http://schemas.openxmlformats.org/drawingml/2006/main" noChangeAspect="1"/>
             </wp:cNvGraphicFramePr>
@@ -155,11 +155,17 @@
               <a:graphicData uri="http://schemas.openxmlformats.org/drawingml/2006/picture">
                 <pic:pic xmlns:pic="http://schemas.openxmlformats.org/drawingml/2006/picture">
                   <pic:nvPicPr>
-                    <pic:cNvPr id="0" name="WFP_ED_JamesIngram001.jpg"/>
+                    <pic:cNvPr id="289962694" name="Afbeelding 289962694"/>
                     <pic:cNvPicPr/>
                   </pic:nvPicPr>
                   <pic:blipFill>
-                    <a:blip r:embed="rId7" cstate="print"/>
+                    <a:blip r:embed="rId7">
+                      <a:extLst>
+                        <a:ext uri="{28A0092B-C50C-407E-A947-70E740481C1C}">
+                          <a14:useLocalDpi xmlns:a14="http://schemas.microsoft.com/office/drawing/2010/main" val="0"/>
+                        </a:ext>
+                      </a:extLst>
+                    </a:blip>
                     <a:stretch>
                       <a:fillRect/>
                     </a:stretch>
@@ -167,7 +173,7 @@
                   <pic:spPr>
                     <a:xfrm>
                       <a:off x="0" y="0"/>
-                      <a:ext cx="1564392" cy="2163201"/>
+                      <a:ext cx="1723293" cy="2309569"/>
                     </a:xfrm>
                     <a:prstGeom prst="rect">
                       <a:avLst/>
@@ -198,13 +204,7 @@
         <w:rPr>
           <w:lang w:val="en-GB"/>
         </w:rPr>
-        <w:t>FAO</w:t>
-      </w:r>
-      <w:r>
-        <w:rPr>
-          <w:lang w:val="en-GB"/>
-        </w:rPr>
-        <w:t xml:space="preserve"> Photo Library</w:t>
+        <w:t>Ingram, 31 May 2021, Australian National University Media, photographer Stuart Hay</w:t>
       </w:r>
     </w:p>
     <w:p>
@@ -230,7 +230,6 @@
         </w:rPr>
         <w:t xml:space="preserve">Ingram, a descendant from English pioneer settlers in Southern Australia, was the eldest of three children in a lower </w:t>
       </w:r>
-      <w:proofErr w:type="gramStart"/>
       <w:r>
         <w:rPr>
           <w:lang w:val="en-GB"/>
@@ -241,14 +240,7 @@
         <w:rPr>
           <w:lang w:val="en-GB"/>
         </w:rPr>
-        <w:t>class</w:t>
-      </w:r>
-      <w:proofErr w:type="gramEnd"/>
-      <w:r>
-        <w:rPr>
-          <w:lang w:val="en-GB"/>
-        </w:rPr>
-        <w:t xml:space="preserve"> family. Although most English pioneers were of Protestant faith, his family was baptized Catholic due to the influence of two Irish great grandmothers. Only his mother </w:t>
+        <w:t xml:space="preserve">class family. Although most English pioneers were of Protestant faith, his family was baptized Catholic due to the influence of two Irish great grandmothers. Only his mother </w:t>
       </w:r>
       <w:r>
         <w:rPr>
@@ -418,7 +410,14 @@
         <w:rPr>
           <w:lang w:val="en-GB"/>
         </w:rPr>
-        <w:t xml:space="preserve">, where he worked as </w:t>
+        <w:t xml:space="preserve">, where he </w:t>
+      </w:r>
+      <w:r>
+        <w:rPr>
+          <w:lang w:val="en-GB"/>
+        </w:rPr>
+        <w:lastRenderedPageBreak/>
+        <w:t xml:space="preserve">worked as </w:t>
       </w:r>
       <w:r>
         <w:rPr>
@@ -482,14 +481,7 @@
         <w:rPr>
           <w:lang w:val="en-GB"/>
         </w:rPr>
-        <w:t xml:space="preserve"> he became </w:t>
-      </w:r>
-      <w:r>
-        <w:rPr>
-          <w:lang w:val="en-GB"/>
-        </w:rPr>
-        <w:lastRenderedPageBreak/>
-        <w:t xml:space="preserve">Assistant Secretary </w:t>
+        <w:t xml:space="preserve"> he became Assistant Secretary </w:t>
       </w:r>
       <w:r>
         <w:rPr>
@@ -639,21 +631,7 @@
         <w:rPr>
           <w:lang w:val="en-GB"/>
         </w:rPr>
-        <w:t xml:space="preserve">When Ingram began to search for a senior international post, the World Food Programme (WFP), the UN’s ‘food aid arm’, did not come to his mind, as he ‘shared the conventional prejudice against food aid’ (Ingram 2007: 37). However, at a conference in Paris in the spring of 1981 Dieter Bommer, Assistant Director-General of the Food and Agriculture Organization (FAO), informed him that WFP Executive Director Garson Vogel had recently </w:t>
-      </w:r>
-      <w:proofErr w:type="gramStart"/>
-      <w:r>
-        <w:rPr>
-          <w:lang w:val="en-GB"/>
-        </w:rPr>
-        <w:t>died</w:t>
-      </w:r>
-      <w:proofErr w:type="gramEnd"/>
-      <w:r>
-        <w:rPr>
-          <w:lang w:val="en-GB"/>
-        </w:rPr>
-        <w:t xml:space="preserve"> and that FAO Director-General Edouard </w:t>
+        <w:t xml:space="preserve">When Ingram began to search for a senior international post, the World Food Programme (WFP), the UN’s ‘food aid arm’, did not come to his mind, as he ‘shared the conventional prejudice against food aid’ (Ingram 2007: 37). However, at a conference in Paris in the spring of 1981 Dieter Bommer, Assistant Director-General of the Food and Agriculture Organization (FAO), informed him that WFP Executive Director Garson Vogel had recently died and that FAO Director-General Edouard Saouma was looking for candidates to fill the post. Bommer suggested a meeting with </w:t>
       </w:r>
       <w:proofErr w:type="spellStart"/>
       <w:r>
@@ -667,7 +645,31 @@
         <w:rPr>
           <w:lang w:val="en-GB"/>
         </w:rPr>
-        <w:t xml:space="preserve"> was looking for candidates to fill the post. Bommer suggested a meeting with </w:t>
+        <w:t xml:space="preserve">, a Lebanese agricultural professional and at the time one of the few UN </w:t>
+      </w:r>
+      <w:r>
+        <w:rPr>
+          <w:lang w:val="en-GB"/>
+        </w:rPr>
+        <w:t>e</w:t>
+      </w:r>
+      <w:r>
+        <w:rPr>
+          <w:lang w:val="en-GB"/>
+        </w:rPr>
+        <w:t xml:space="preserve">xecutive </w:t>
+      </w:r>
+      <w:r>
+        <w:rPr>
+          <w:lang w:val="en-GB"/>
+        </w:rPr>
+        <w:t>h</w:t>
+      </w:r>
+      <w:r>
+        <w:rPr>
+          <w:lang w:val="en-GB"/>
+        </w:rPr>
+        <w:t xml:space="preserve">eads from a developing country. The WFP, based at FAO headquarters in Rome, Italy had been established as a joint UN/FAO unit for the delivery of food aid to developing countries in 1962, at first on an experimental basis for three years. The WFP’s constitutional texts provided for close links between the WFP and its parent organizations, particularly the FAO. Its General Regulations accorded the FAO Director-General extensive supervisory rights. When Ingram met </w:t>
       </w:r>
       <w:proofErr w:type="spellStart"/>
       <w:r>
@@ -681,31 +683,7 @@
         <w:rPr>
           <w:lang w:val="en-GB"/>
         </w:rPr>
-        <w:t xml:space="preserve">, a Lebanese agricultural professional and at the time one of the few UN </w:t>
-      </w:r>
-      <w:r>
-        <w:rPr>
-          <w:lang w:val="en-GB"/>
-        </w:rPr>
-        <w:t>e</w:t>
-      </w:r>
-      <w:r>
-        <w:rPr>
-          <w:lang w:val="en-GB"/>
-        </w:rPr>
-        <w:t xml:space="preserve">xecutive </w:t>
-      </w:r>
-      <w:r>
-        <w:rPr>
-          <w:lang w:val="en-GB"/>
-        </w:rPr>
-        <w:t>h</w:t>
-      </w:r>
-      <w:r>
-        <w:rPr>
-          <w:lang w:val="en-GB"/>
-        </w:rPr>
-        <w:t xml:space="preserve">eads from a developing country. The WFP, based at FAO headquarters in Rome, Italy had been established as a joint UN/FAO unit for the delivery of food aid to developing countries in 1962, at first on an experimental basis for three years. The WFP’s constitutional texts provided for close links between the WFP and its parent organizations, particularly the FAO. Its General Regulations accorded the FAO Director-General extensive supervisory rights. When Ingram met </w:t>
+        <w:t xml:space="preserve"> in the early summer, it was clear that </w:t>
       </w:r>
       <w:proofErr w:type="spellStart"/>
       <w:r>
@@ -719,7 +697,7 @@
         <w:rPr>
           <w:lang w:val="en-GB"/>
         </w:rPr>
-        <w:t xml:space="preserve"> in the early summer, it was clear that </w:t>
+        <w:t xml:space="preserve"> would play a crucial role in selecting the new Executive Director, who was to be appointed jointly by the UN Secretary-General and the FAO Director-General. As Ingram (2007: 47-50) describes it, it was thanks to </w:t>
       </w:r>
       <w:proofErr w:type="spellStart"/>
       <w:r>
@@ -733,7 +711,56 @@
         <w:rPr>
           <w:lang w:val="en-GB"/>
         </w:rPr>
-        <w:t xml:space="preserve"> would play a crucial role in selecting the new Executive Director, who was to be appointed jointly by the UN Secretary-General and the FAO Director-General. As Ingram (2007: 47-50) describes it, it was thanks to </w:t>
+        <w:t xml:space="preserve"> that he was eventually selected. Ingram found it difficult to mobilize even the support of his own government, </w:t>
+      </w:r>
+      <w:r>
+        <w:rPr>
+          <w:lang w:val="en-GB"/>
+        </w:rPr>
+        <w:t>and</w:t>
+      </w:r>
+      <w:r>
+        <w:rPr>
+          <w:lang w:val="en-GB"/>
+        </w:rPr>
+        <w:t xml:space="preserve"> many countries supported Acting Executive Director, Bernardo Brito, from Brazil. </w:t>
+      </w:r>
+      <w:r>
+        <w:rPr>
+          <w:lang w:val="en-GB"/>
+        </w:rPr>
+        <w:t xml:space="preserve">John </w:t>
+      </w:r>
+      <w:r>
+        <w:rPr>
+          <w:lang w:val="en-GB"/>
+        </w:rPr>
+        <w:t xml:space="preserve">Shaw (2001: </w:t>
+      </w:r>
+      <w:r>
+        <w:rPr>
+          <w:color w:val="auto"/>
+          <w:lang w:val="en-GB"/>
+        </w:rPr>
+        <w:t>214</w:t>
+      </w:r>
+      <w:r>
+        <w:rPr>
+          <w:lang w:val="en-GB"/>
+        </w:rPr>
+        <w:t xml:space="preserve">) </w:t>
+      </w:r>
+      <w:r>
+        <w:rPr>
+          <w:lang w:val="en-GB"/>
+        </w:rPr>
+        <w:t>write</w:t>
+      </w:r>
+      <w:r>
+        <w:rPr>
+          <w:lang w:val="en-GB"/>
+        </w:rPr>
+        <w:t xml:space="preserve">s that </w:t>
       </w:r>
       <w:proofErr w:type="spellStart"/>
       <w:r>
@@ -747,62 +774,135 @@
         <w:rPr>
           <w:lang w:val="en-GB"/>
         </w:rPr>
-        <w:t xml:space="preserve"> that he was eventually selected. Ingram found it difficult to mobilize even the support of his own government, </w:t>
-      </w:r>
-      <w:r>
-        <w:rPr>
-          <w:lang w:val="en-GB"/>
-        </w:rPr>
-        <w:t>and</w:t>
-      </w:r>
-      <w:r>
-        <w:rPr>
-          <w:lang w:val="en-GB"/>
-        </w:rPr>
-        <w:t xml:space="preserve"> many countries supported Acting Executive Director, Bernardo Brito, from Brazil. </w:t>
-      </w:r>
-      <w:r>
-        <w:rPr>
-          <w:lang w:val="en-GB"/>
-        </w:rPr>
-        <w:t xml:space="preserve">John </w:t>
-      </w:r>
-      <w:r>
-        <w:rPr>
-          <w:lang w:val="en-GB"/>
-        </w:rPr>
-        <w:t xml:space="preserve">Shaw (2001: </w:t>
-      </w:r>
-      <w:r>
-        <w:rPr>
-          <w:color w:val="auto"/>
-          <w:lang w:val="en-GB"/>
-        </w:rPr>
-        <w:t>214</w:t>
-      </w:r>
-      <w:r>
-        <w:rPr>
-          <w:lang w:val="en-GB"/>
-        </w:rPr>
-        <w:t xml:space="preserve">) </w:t>
-      </w:r>
-      <w:r>
-        <w:rPr>
-          <w:lang w:val="en-GB"/>
-        </w:rPr>
-        <w:t>write</w:t>
-      </w:r>
-      <w:r>
-        <w:rPr>
-          <w:lang w:val="en-GB"/>
-        </w:rPr>
-        <w:t xml:space="preserve">s that </w:t>
+        <w:t xml:space="preserve"> </w:t>
+      </w:r>
+      <w:r>
+        <w:rPr>
+          <w:lang w:val="en-GB"/>
+        </w:rPr>
+        <w:t>‘</w:t>
+      </w:r>
+      <w:r>
+        <w:rPr>
+          <w:lang w:val="en-GB"/>
+        </w:rPr>
+        <w:t>felt somewhat indebted to Australia</w:t>
+      </w:r>
+      <w:r>
+        <w:rPr>
+          <w:lang w:val="en-GB"/>
+        </w:rPr>
+        <w:t>’</w:t>
+      </w:r>
+      <w:r>
+        <w:rPr>
+          <w:lang w:val="en-GB"/>
+        </w:rPr>
+        <w:t xml:space="preserve"> </w:t>
+      </w:r>
+      <w:r>
+        <w:rPr>
+          <w:lang w:val="en-GB"/>
+        </w:rPr>
+        <w:t>because</w:t>
+      </w:r>
+      <w:r>
+        <w:rPr>
+          <w:lang w:val="en-GB"/>
+        </w:rPr>
+        <w:t xml:space="preserve"> </w:t>
+      </w:r>
+      <w:r>
+        <w:rPr>
+          <w:lang w:val="en-GB"/>
+        </w:rPr>
+        <w:t xml:space="preserve">the </w:t>
+      </w:r>
+      <w:r>
+        <w:rPr>
+          <w:lang w:val="en-GB"/>
+        </w:rPr>
+        <w:t>Australia</w:t>
+      </w:r>
+      <w:r>
+        <w:rPr>
+          <w:lang w:val="en-GB"/>
+        </w:rPr>
+        <w:t>n government</w:t>
+      </w:r>
+      <w:r>
+        <w:rPr>
+          <w:lang w:val="en-GB"/>
+        </w:rPr>
+        <w:t xml:space="preserve"> had</w:t>
+      </w:r>
+      <w:r>
+        <w:rPr>
+          <w:lang w:val="en-GB"/>
+        </w:rPr>
+        <w:t xml:space="preserve"> support</w:t>
+      </w:r>
+      <w:r>
+        <w:rPr>
+          <w:lang w:val="en-GB"/>
+        </w:rPr>
+        <w:t>ed</w:t>
+      </w:r>
+      <w:r>
+        <w:rPr>
+          <w:lang w:val="en-GB"/>
+        </w:rPr>
+        <w:t xml:space="preserve"> his proposals for the FAO budget</w:t>
+      </w:r>
+      <w:r>
+        <w:rPr>
+          <w:lang w:val="en-GB"/>
+        </w:rPr>
+        <w:t>.</w:t>
+      </w:r>
+      <w:r>
+        <w:rPr>
+          <w:lang w:val="en-GB"/>
+        </w:rPr>
+        <w:t xml:space="preserve"> Ingram</w:t>
+      </w:r>
+      <w:r>
+        <w:rPr>
+          <w:lang w:val="en-GB"/>
+        </w:rPr>
+        <w:t xml:space="preserve"> claims that there was no link to the FAO budget and </w:t>
+      </w:r>
+      <w:r>
+        <w:rPr>
+          <w:lang w:val="en-GB"/>
+        </w:rPr>
+        <w:t>emphasizes instead</w:t>
+      </w:r>
+      <w:r>
+        <w:rPr>
+          <w:lang w:val="en-GB"/>
+        </w:rPr>
+        <w:t xml:space="preserve"> </w:t>
       </w:r>
       <w:proofErr w:type="spellStart"/>
       <w:r>
         <w:rPr>
           <w:lang w:val="en-GB"/>
         </w:rPr>
+        <w:t>Saouma’s</w:t>
+      </w:r>
+      <w:proofErr w:type="spellEnd"/>
+      <w:r>
+        <w:rPr>
+          <w:lang w:val="en-GB"/>
+        </w:rPr>
+        <w:t xml:space="preserve"> unwillingness to accept a contender from a developing country in the food organizations. A collaborator with </w:t>
+      </w:r>
+      <w:proofErr w:type="spellStart"/>
+      <w:r>
+        <w:rPr>
+          <w:lang w:val="en-GB"/>
+        </w:rPr>
         <w:t>Saouma</w:t>
       </w:r>
       <w:proofErr w:type="spellEnd"/>
@@ -810,115 +910,7 @@
         <w:rPr>
           <w:lang w:val="en-GB"/>
         </w:rPr>
-        <w:t xml:space="preserve"> </w:t>
-      </w:r>
-      <w:r>
-        <w:rPr>
-          <w:lang w:val="en-GB"/>
-        </w:rPr>
-        <w:t>‘</w:t>
-      </w:r>
-      <w:r>
-        <w:rPr>
-          <w:lang w:val="en-GB"/>
-        </w:rPr>
-        <w:t>felt somewhat indebted to Australia</w:t>
-      </w:r>
-      <w:r>
-        <w:rPr>
-          <w:lang w:val="en-GB"/>
-        </w:rPr>
-        <w:t>’</w:t>
-      </w:r>
-      <w:r>
-        <w:rPr>
-          <w:lang w:val="en-GB"/>
-        </w:rPr>
-        <w:t xml:space="preserve"> </w:t>
-      </w:r>
-      <w:r>
-        <w:rPr>
-          <w:lang w:val="en-GB"/>
-        </w:rPr>
-        <w:t>because</w:t>
-      </w:r>
-      <w:r>
-        <w:rPr>
-          <w:lang w:val="en-GB"/>
-        </w:rPr>
-        <w:t xml:space="preserve"> </w:t>
-      </w:r>
-      <w:r>
-        <w:rPr>
-          <w:lang w:val="en-GB"/>
-        </w:rPr>
-        <w:t xml:space="preserve">the </w:t>
-      </w:r>
-      <w:r>
-        <w:rPr>
-          <w:lang w:val="en-GB"/>
-        </w:rPr>
-        <w:t>Australia</w:t>
-      </w:r>
-      <w:r>
-        <w:rPr>
-          <w:lang w:val="en-GB"/>
-        </w:rPr>
-        <w:t>n government</w:t>
-      </w:r>
-      <w:r>
-        <w:rPr>
-          <w:lang w:val="en-GB"/>
-        </w:rPr>
-        <w:t xml:space="preserve"> had</w:t>
-      </w:r>
-      <w:r>
-        <w:rPr>
-          <w:lang w:val="en-GB"/>
-        </w:rPr>
-        <w:t xml:space="preserve"> support</w:t>
-      </w:r>
-      <w:r>
-        <w:rPr>
-          <w:lang w:val="en-GB"/>
-        </w:rPr>
-        <w:t>ed</w:t>
-      </w:r>
-      <w:r>
-        <w:rPr>
-          <w:lang w:val="en-GB"/>
-        </w:rPr>
-        <w:t xml:space="preserve"> his proposals for the FAO budget</w:t>
-      </w:r>
-      <w:r>
-        <w:rPr>
-          <w:lang w:val="en-GB"/>
-        </w:rPr>
-        <w:t>.</w:t>
-      </w:r>
-      <w:r>
-        <w:rPr>
-          <w:lang w:val="en-GB"/>
-        </w:rPr>
-        <w:t xml:space="preserve"> Ingram</w:t>
-      </w:r>
-      <w:r>
-        <w:rPr>
-          <w:lang w:val="en-GB"/>
-        </w:rPr>
-        <w:t xml:space="preserve"> claims that there was no link to the FAO budget and </w:t>
-      </w:r>
-      <w:r>
-        <w:rPr>
-          <w:lang w:val="en-GB"/>
-        </w:rPr>
-        <w:t>emphasizes instead</w:t>
-      </w:r>
-      <w:r>
-        <w:rPr>
-          <w:lang w:val="en-GB"/>
-        </w:rPr>
-        <w:t xml:space="preserve"> </w:t>
+        <w:t xml:space="preserve"> mentions a third reason for </w:t>
       </w:r>
       <w:proofErr w:type="spellStart"/>
       <w:r>
@@ -932,7 +924,7 @@
         <w:rPr>
           <w:lang w:val="en-GB"/>
         </w:rPr>
-        <w:t xml:space="preserve"> unwillingness to accept a contender from a developing country in the food organizations. A collaborator with </w:t>
+        <w:t xml:space="preserve"> support for Ingram: his opposition to an American candidate who the United States (US) government had put forward (Interview with the author, 20 September 2011). Whatever his motivation, </w:t>
       </w:r>
       <w:proofErr w:type="spellStart"/>
       <w:r>
@@ -946,49 +938,7 @@
         <w:rPr>
           <w:lang w:val="en-GB"/>
         </w:rPr>
-        <w:t xml:space="preserve"> mentions a third reason for </w:t>
-      </w:r>
-      <w:proofErr w:type="spellStart"/>
-      <w:r>
-        <w:rPr>
-          <w:lang w:val="en-GB"/>
-        </w:rPr>
-        <w:t>Saouma’s</w:t>
-      </w:r>
-      <w:proofErr w:type="spellEnd"/>
-      <w:r>
-        <w:rPr>
-          <w:lang w:val="en-GB"/>
-        </w:rPr>
-        <w:t xml:space="preserve"> support for Ingram: his opposition to an American candidate who the United States (US) government had put forward (Interview with the author, 20 September 2011). Whatever his motivation, </w:t>
-      </w:r>
-      <w:proofErr w:type="spellStart"/>
-      <w:r>
-        <w:rPr>
-          <w:lang w:val="en-GB"/>
-        </w:rPr>
-        <w:t>Saouma</w:t>
-      </w:r>
-      <w:proofErr w:type="spellEnd"/>
-      <w:r>
-        <w:rPr>
-          <w:lang w:val="en-GB"/>
-        </w:rPr>
-        <w:t xml:space="preserve"> finally convinced Javier Pérez de </w:t>
-      </w:r>
-      <w:proofErr w:type="spellStart"/>
-      <w:r>
-        <w:rPr>
-          <w:lang w:val="en-GB"/>
-        </w:rPr>
-        <w:t>Cuéllar</w:t>
-      </w:r>
-      <w:proofErr w:type="spellEnd"/>
-      <w:r>
-        <w:rPr>
-          <w:lang w:val="en-GB"/>
-        </w:rPr>
-        <w:t xml:space="preserve">, the new UN Secretary-General, that Ingram was the right person for the position. Ingram’s appointment was announced on 25 February </w:t>
+        <w:t xml:space="preserve"> finally convinced Javier Pérez de Cuéllar, the new UN Secretary-General, that Ingram was the right person for the position. Ingram’s appointment was announced on 25 February </w:t>
       </w:r>
       <w:proofErr w:type="gramStart"/>
       <w:r>
@@ -1018,6 +968,7 @@
         <w:rPr>
           <w:lang w:val="en-GB"/>
         </w:rPr>
+        <w:lastRenderedPageBreak/>
         <w:t xml:space="preserve">During his first months in office Ingram developed an ambitious reform agenda for the WFP. The </w:t>
       </w:r>
       <w:r>
@@ -1036,7 +987,6 @@
         <w:rPr>
           <w:lang w:val="en-GB"/>
         </w:rPr>
-        <w:lastRenderedPageBreak/>
         <w:t>strengthen key sections, including</w:t>
       </w:r>
       <w:r>
@@ -1188,21 +1138,7 @@
         <w:rPr>
           <w:lang w:val="en-GB"/>
         </w:rPr>
-        <w:t xml:space="preserve">During the summer of 1982 Ingram sought and received an opinion on the limits of his authority from the UN Legal Counsel and his interpretation of the legal texts was largely confirmed. When he handed over Pérez de </w:t>
-      </w:r>
-      <w:proofErr w:type="spellStart"/>
-      <w:r>
-        <w:rPr>
-          <w:lang w:val="en-GB"/>
-        </w:rPr>
-        <w:t>Cuéllar’s</w:t>
-      </w:r>
-      <w:proofErr w:type="spellEnd"/>
-      <w:r>
-        <w:rPr>
-          <w:lang w:val="en-GB"/>
-        </w:rPr>
-        <w:t xml:space="preserve"> endorsement of the document, </w:t>
+        <w:t xml:space="preserve">During the summer of 1982 Ingram sought and received an opinion on the limits of his authority from the UN Legal Counsel and his interpretation of the legal texts was largely confirmed. When he handed over Pérez de Cuéllar’s endorsement of the document, </w:t>
       </w:r>
       <w:proofErr w:type="spellStart"/>
       <w:r>
@@ -1501,7 +1437,14 @@
         <w:rPr>
           <w:lang w:val="en-GB"/>
         </w:rPr>
-        <w:t xml:space="preserve"> the French Inspector on the UN Joint Inspection Unit, provided an avenue for reform, as it argued that the problems with the WFP’s personnel administration were due to its outdated constitutional regulations, which required revision and updating. The regulations provided that the Executive Director should appoint WFP senior staff ‘in agreement’ with the UN Secretary-General and the FAO Director-General. Ingram noted in his diaries (20 January 1984) that </w:t>
+        <w:t xml:space="preserve"> the French Inspector on the UN Joint Inspection Unit, provided an avenue for reform, as it argued that the problems with the WFP’s personnel administration were due to its outdated constitutional regulations, which required revision and updating. The regulations provided that the Executive Director should appoint WFP senior staff ‘in agreement’ with the UN Secretary-General and the FAO </w:t>
+      </w:r>
+      <w:r>
+        <w:rPr>
+          <w:lang w:val="en-GB"/>
+        </w:rPr>
+        <w:lastRenderedPageBreak/>
+        <w:t xml:space="preserve">Director-General. Ingram noted in his diaries (20 January 1984) that </w:t>
       </w:r>
       <w:proofErr w:type="spellStart"/>
       <w:r>
@@ -1515,14 +1458,7 @@
         <w:rPr>
           <w:lang w:val="en-GB"/>
         </w:rPr>
-        <w:t xml:space="preserve"> had ‘used’ the regulations ‘to impose his choices’. The pressure for reform resulting from Bertrand’s report </w:t>
-      </w:r>
-      <w:r>
-        <w:rPr>
-          <w:lang w:val="en-GB"/>
-        </w:rPr>
-        <w:lastRenderedPageBreak/>
-        <w:t xml:space="preserve">led to the establishment of a joint UN/FAO Task Force, consisting of high-ranking UN and FAO officials, which began its work in January 1985 and produced its report in May. It brought some substantial new delegations of authority from the FAO Director-General to the WFP Executive Director, including the establishment of an internal audit unit for the WFP. It did not, however, alter the constitutional texts. Ingram accepted the report and promised to do his best to make it work. The period after the Task Force report was relatively peaceful and Ingram used this time to make several advances for the WFP. </w:t>
+        <w:t xml:space="preserve"> had ‘used’ the regulations ‘to impose his choices’. The pressure for reform resulting from Bertrand’s report led to the establishment of a joint UN/FAO Task Force, consisting of high-ranking UN and FAO officials, which began its work in January 1985 and produced its report in May. It brought some substantial new delegations of authority from the FAO Director-General to the WFP Executive Director, including the establishment of an internal audit unit for the WFP. It did not, however, alter the constitutional texts. Ingram accepted the report and promised to do his best to make it work. The period after the Task Force report was relatively peaceful and Ingram used this time to make several advances for the WFP. </w:t>
       </w:r>
       <w:r>
         <w:rPr>
@@ -1632,21 +1568,21 @@
         <w:rPr>
           <w:lang w:val="en-GB"/>
         </w:rPr>
-        <w:t xml:space="preserve"> and Pérez de </w:t>
+        <w:t xml:space="preserve"> and Pérez de Cuéllar re-appointed Ingram, not the least due to the strong representations of support by governments in the CFA. The relationship between WFP and FAO deteriorated again at the beginning of 1988, when the FAO’s internal audit team demanded access to the WFP internal audit papers and reports. Ingram denied access because he feared that the FAO would use the documentation to exercise pressure or discredit the WFP. He regarded the 1984 maritime insurance affair as a precedent. </w:t>
       </w:r>
       <w:proofErr w:type="spellStart"/>
       <w:r>
         <w:rPr>
           <w:lang w:val="en-GB"/>
         </w:rPr>
-        <w:t>Cuéllar</w:t>
+        <w:t>Saouma</w:t>
       </w:r>
       <w:proofErr w:type="spellEnd"/>
       <w:r>
         <w:rPr>
           <w:lang w:val="en-GB"/>
         </w:rPr>
-        <w:t xml:space="preserve"> re-appointed Ingram, not the least due to the strong representations of support by governments in the CFA. The relationship between WFP and FAO deteriorated again at the beginning of 1988, when the FAO’s internal audit team demanded access to the WFP internal audit papers and reports. Ingram denied access because he feared that the FAO would use the documentation to exercise pressure or discredit the WFP. He regarded the 1984 maritime insurance affair as a precedent. </w:t>
+        <w:t xml:space="preserve"> accepted Ingram’s decision only reluctantly and blamed him for his ‘pressure tactics’. In his diaries (11 April 1988) Ingram noted that this ‘episode (over the accounts) has convinced me that the [constitutional] texts must be changed. But how to do it and when?’. Constitutional reform had seemed improbable after the Task Force reform of 1985, but the ‘how’ and ‘when’ of constitutional reform turned out to be closely linked to the audit issue. In August 1988 </w:t>
       </w:r>
       <w:proofErr w:type="spellStart"/>
       <w:r>
@@ -1660,7 +1596,7 @@
         <w:rPr>
           <w:lang w:val="en-GB"/>
         </w:rPr>
-        <w:t xml:space="preserve"> accepted Ingram’s decision only reluctantly and blamed him for his ‘pressure tactics’. In his diaries (11 April 1988) Ingram noted that this ‘episode (over the accounts) has convinced me that the [constitutional] texts must be changed. But how to do it and when?’. Constitutional reform had seemed improbable after the Task Force reform of 1985, but the ‘how’ and ‘when’ of constitutional reform turned out to be closely linked to the audit issue. In August 1988 </w:t>
+        <w:t xml:space="preserve"> declined to certify the WFP accounts because he lacked documentation and the issue was debated at the FAO, UN and WFP governing bodies in autumn. In December 1989 the CFA finally decided to request the FAO’s External Auditor to clarify the accounts issue and to invite the UN Secretary-General and the FAO Director-General to appoint an eminent person to study the relationships between the WFP, FAO and UN. Pérez de Cuéllar and </w:t>
       </w:r>
       <w:proofErr w:type="spellStart"/>
       <w:r>
@@ -1674,225 +1610,183 @@
         <w:rPr>
           <w:lang w:val="en-GB"/>
         </w:rPr>
-        <w:t xml:space="preserve"> declined to certify the WFP accounts because he lacked </w:t>
+        <w:t xml:space="preserve"> failed to agree on an eminent person until June 1990</w:t>
+      </w:r>
+      <w:r>
+        <w:rPr>
+          <w:color w:val="auto"/>
+          <w:lang w:val="en-GB"/>
+        </w:rPr>
+        <w:t xml:space="preserve">, </w:t>
+      </w:r>
+      <w:r>
+        <w:rPr>
+          <w:lang w:val="en-GB"/>
+        </w:rPr>
+        <w:t xml:space="preserve">leaving Ingram room to put forward his own proposals for constitutional reform. The CFA then set up a Sub-Committee, which debated reform proposals in September and October, though without reaching an agreement. The final breakthrough in the negotiations on institutional reform came at the CFA session in December, when an informal CFA working group agreed on a ‘package deal’ that would grant the WFP administrative and financial independence and give developing countries greater representation on the CFA. </w:t>
+      </w:r>
+      <w:r>
+        <w:rPr>
+          <w:lang w:val="en-GB"/>
+        </w:rPr>
+        <w:t xml:space="preserve">For </w:t>
+      </w:r>
+      <w:proofErr w:type="spellStart"/>
+      <w:r>
+        <w:rPr>
+          <w:lang w:val="en-GB"/>
+        </w:rPr>
+        <w:t>Saouma</w:t>
+      </w:r>
+      <w:proofErr w:type="spellEnd"/>
+      <w:r>
+        <w:rPr>
+          <w:lang w:val="en-GB"/>
+        </w:rPr>
+        <w:t xml:space="preserve">, </w:t>
+      </w:r>
+      <w:r>
+        <w:rPr>
+          <w:lang w:val="en-GB"/>
+        </w:rPr>
+        <w:t xml:space="preserve">the FAO-WFP conflict </w:t>
+      </w:r>
+      <w:r>
+        <w:rPr>
+          <w:lang w:val="en-GB"/>
+        </w:rPr>
+        <w:t>w</w:t>
+      </w:r>
+      <w:r>
+        <w:rPr>
+          <w:lang w:val="en-GB"/>
+        </w:rPr>
+        <w:t>as a North-South issue</w:t>
+      </w:r>
+      <w:r>
+        <w:rPr>
+          <w:lang w:val="en-GB"/>
+        </w:rPr>
+        <w:t>,</w:t>
+      </w:r>
+      <w:r>
+        <w:rPr>
+          <w:lang w:val="en-GB"/>
+        </w:rPr>
+        <w:t xml:space="preserve"> a question of whether the FAO, where developing countries held the majority in all bodies, could control food aid flows and their impact on local agriculture. Ingram’s quest for reform appeared to </w:t>
+      </w:r>
+      <w:proofErr w:type="spellStart"/>
+      <w:r>
+        <w:rPr>
+          <w:lang w:val="en-GB"/>
+        </w:rPr>
+        <w:t>Saouma</w:t>
+      </w:r>
+      <w:proofErr w:type="spellEnd"/>
+      <w:r>
+        <w:rPr>
+          <w:lang w:val="en-GB"/>
+        </w:rPr>
+        <w:t xml:space="preserve"> as a quest for donor control, </w:t>
       </w:r>
       <w:proofErr w:type="gramStart"/>
       <w:r>
         <w:rPr>
           <w:lang w:val="en-GB"/>
         </w:rPr>
-        <w:t>documentation</w:t>
+        <w:t>in</w:t>
+      </w:r>
+      <w:r>
+        <w:rPr>
+          <w:lang w:val="en-GB"/>
+        </w:rPr>
+        <w:t xml:space="preserve"> particular</w:t>
+      </w:r>
+      <w:r>
+        <w:rPr>
+          <w:lang w:val="en-GB"/>
+        </w:rPr>
+        <w:t xml:space="preserve"> by</w:t>
       </w:r>
       <w:proofErr w:type="gramEnd"/>
       <w:r>
         <w:rPr>
           <w:lang w:val="en-GB"/>
         </w:rPr>
-        <w:t xml:space="preserve"> and the issue was debated at the FAO, UN and WFP governing bodies in autumn. In December 1989 the CFA finally decided to request the FAO’s External Auditor to clarify the accounts issue and to invite the UN Secretary-General and the FAO Director-General to appoint an eminent person to study the relationships between the WFP, FAO and UN. Pérez de </w:t>
+        <w:t xml:space="preserve"> the US </w:t>
+      </w:r>
+      <w:r>
+        <w:rPr>
+          <w:lang w:val="en-GB"/>
+        </w:rPr>
+        <w:t xml:space="preserve">and the then Assistant Secretary of State for International Organization Affairs, John Bolton </w:t>
+      </w:r>
+      <w:r>
+        <w:rPr>
+          <w:lang w:val="en-GB"/>
+        </w:rPr>
+        <w:t>(Interviews by the author, 20 September 2011 and 23 May 2012).</w:t>
+      </w:r>
+      <w:r>
+        <w:rPr>
+          <w:lang w:val="en-GB"/>
+        </w:rPr>
+        <w:t xml:space="preserve"> </w:t>
+      </w:r>
+      <w:r>
+        <w:rPr>
+          <w:lang w:val="en-GB"/>
+        </w:rPr>
+        <w:t xml:space="preserve">However, for Ingram the issue of the WFP’s institutional autonomy was decidedly not a North-South issue and </w:t>
+      </w:r>
+      <w:proofErr w:type="gramStart"/>
+      <w:r>
+        <w:rPr>
+          <w:lang w:val="en-GB"/>
+        </w:rPr>
+        <w:t>definitely not</w:t>
+      </w:r>
+      <w:proofErr w:type="gramEnd"/>
+      <w:r>
+        <w:rPr>
+          <w:lang w:val="en-GB"/>
+        </w:rPr>
+        <w:t xml:space="preserve"> an issue of him being a </w:t>
+      </w:r>
+      <w:r>
+        <w:rPr>
+          <w:lang w:val="en-GB"/>
+        </w:rPr>
+        <w:lastRenderedPageBreak/>
+        <w:t xml:space="preserve">donor tool longing for ‘untrammelled power’, as </w:t>
       </w:r>
       <w:proofErr w:type="spellStart"/>
       <w:r>
         <w:rPr>
           <w:lang w:val="en-GB"/>
         </w:rPr>
-        <w:t>Cuéllar</w:t>
+        <w:t>Saouma</w:t>
       </w:r>
       <w:proofErr w:type="spellEnd"/>
       <w:r>
         <w:rPr>
           <w:lang w:val="en-GB"/>
         </w:rPr>
-        <w:t xml:space="preserve"> and </w:t>
-      </w:r>
-      <w:proofErr w:type="spellStart"/>
-      <w:r>
-        <w:rPr>
-          <w:lang w:val="en-GB"/>
-        </w:rPr>
-        <w:t>Saouma</w:t>
-      </w:r>
-      <w:proofErr w:type="spellEnd"/>
-      <w:r>
-        <w:rPr>
-          <w:lang w:val="en-GB"/>
-        </w:rPr>
-        <w:t xml:space="preserve"> failed to agree on an eminent person until June 1990</w:t>
-      </w:r>
-      <w:r>
-        <w:rPr>
-          <w:color w:val="auto"/>
-          <w:lang w:val="en-GB"/>
-        </w:rPr>
-        <w:t xml:space="preserve">, </w:t>
-      </w:r>
-      <w:r>
-        <w:rPr>
-          <w:lang w:val="en-GB"/>
-        </w:rPr>
-        <w:t xml:space="preserve">leaving Ingram room to put forward his own proposals for constitutional reform. The CFA then set up a Sub-Committee, which debated reform proposals in September and October, though without reaching an agreement. The final breakthrough in the negotiations on institutional reform came at the CFA session in December, when an informal CFA working group agreed on a ‘package deal’ that would grant the WFP administrative and financial independence and give developing countries greater representation on the CFA. </w:t>
-      </w:r>
-      <w:r>
-        <w:rPr>
-          <w:lang w:val="en-GB"/>
-        </w:rPr>
-        <w:t xml:space="preserve">For </w:t>
-      </w:r>
-      <w:proofErr w:type="spellStart"/>
-      <w:r>
-        <w:rPr>
-          <w:lang w:val="en-GB"/>
-        </w:rPr>
-        <w:t>Saouma</w:t>
-      </w:r>
-      <w:proofErr w:type="spellEnd"/>
-      <w:r>
-        <w:rPr>
-          <w:lang w:val="en-GB"/>
-        </w:rPr>
-        <w:t xml:space="preserve">, </w:t>
-      </w:r>
-      <w:r>
-        <w:rPr>
-          <w:lang w:val="en-GB"/>
-        </w:rPr>
-        <w:t xml:space="preserve">the FAO-WFP conflict </w:t>
-      </w:r>
-      <w:r>
-        <w:rPr>
-          <w:lang w:val="en-GB"/>
-        </w:rPr>
-        <w:t>w</w:t>
-      </w:r>
-      <w:r>
-        <w:rPr>
-          <w:lang w:val="en-GB"/>
-        </w:rPr>
-        <w:t>as a North-South issue</w:t>
-      </w:r>
-      <w:r>
-        <w:rPr>
-          <w:lang w:val="en-GB"/>
-        </w:rPr>
-        <w:t>,</w:t>
-      </w:r>
-      <w:r>
-        <w:rPr>
-          <w:lang w:val="en-GB"/>
-        </w:rPr>
-        <w:t xml:space="preserve"> a question of whether the FAO, where developing countries held the majority in all bodies, could control food aid flows and their impact on local agriculture. Ingram’s quest for reform appeared to </w:t>
-      </w:r>
-      <w:proofErr w:type="spellStart"/>
-      <w:r>
-        <w:rPr>
-          <w:lang w:val="en-GB"/>
-        </w:rPr>
-        <w:t>Saouma</w:t>
-      </w:r>
-      <w:proofErr w:type="spellEnd"/>
-      <w:r>
-        <w:rPr>
-          <w:lang w:val="en-GB"/>
-        </w:rPr>
-        <w:t xml:space="preserve"> as a quest for donor control, </w:t>
+        <w:t xml:space="preserve"> had portrayed the matter (Ingram 2007: 283). </w:t>
       </w:r>
       <w:proofErr w:type="gramStart"/>
       <w:r>
         <w:rPr>
           <w:lang w:val="en-GB"/>
         </w:rPr>
-        <w:t>in</w:t>
-      </w:r>
-      <w:r>
-        <w:rPr>
-          <w:lang w:val="en-GB"/>
-        </w:rPr>
-        <w:t xml:space="preserve"> particular</w:t>
-      </w:r>
-      <w:r>
-        <w:rPr>
-          <w:lang w:val="en-GB"/>
-        </w:rPr>
-        <w:t xml:space="preserve"> by</w:t>
+        <w:t>In order to</w:t>
       </w:r>
       <w:proofErr w:type="gramEnd"/>
       <w:r>
         <w:rPr>
           <w:lang w:val="en-GB"/>
         </w:rPr>
-        <w:t xml:space="preserve"> the US </w:t>
-      </w:r>
-      <w:r>
-        <w:rPr>
-          <w:lang w:val="en-GB"/>
-        </w:rPr>
-        <w:t xml:space="preserve">and the then Assistant Secretary of State for International Organization Affairs, John Bolton </w:t>
-      </w:r>
-      <w:r>
-        <w:rPr>
-          <w:lang w:val="en-GB"/>
-        </w:rPr>
-        <w:t>(Interviews by the author, 20 September 2011 and 23 May 2012).</w:t>
-      </w:r>
-      <w:r>
-        <w:rPr>
-          <w:lang w:val="en-GB"/>
-        </w:rPr>
-        <w:t xml:space="preserve"> </w:t>
-      </w:r>
-      <w:r>
-        <w:rPr>
-          <w:lang w:val="en-GB"/>
-        </w:rPr>
-        <w:t xml:space="preserve">However, for Ingram the issue of the WFP’s institutional autonomy was decidedly not a North-South issue and </w:t>
-      </w:r>
-      <w:proofErr w:type="gramStart"/>
-      <w:r>
-        <w:rPr>
-          <w:lang w:val="en-GB"/>
-        </w:rPr>
-        <w:t>definitely not</w:t>
-      </w:r>
-      <w:proofErr w:type="gramEnd"/>
-      <w:r>
-        <w:rPr>
-          <w:lang w:val="en-GB"/>
-        </w:rPr>
-        <w:t xml:space="preserve"> an issue of him being a donor tool longing for ‘untrammelled power’, as </w:t>
-      </w:r>
-      <w:proofErr w:type="spellStart"/>
-      <w:r>
-        <w:rPr>
-          <w:lang w:val="en-GB"/>
-        </w:rPr>
-        <w:t>Saouma</w:t>
-      </w:r>
-      <w:proofErr w:type="spellEnd"/>
-      <w:r>
-        <w:rPr>
-          <w:lang w:val="en-GB"/>
-        </w:rPr>
-        <w:t xml:space="preserve"> had portrayed the matter (Ingram 2007: 283). </w:t>
-      </w:r>
-      <w:proofErr w:type="gramStart"/>
-      <w:r>
-        <w:rPr>
-          <w:lang w:val="en-GB"/>
-        </w:rPr>
-        <w:t>In order to</w:t>
-      </w:r>
-      <w:proofErr w:type="gramEnd"/>
-      <w:r>
-        <w:rPr>
-          <w:lang w:val="en-GB"/>
-        </w:rPr>
-        <w:t xml:space="preserve"> achieve reform Ingram decided to demonstrate that he would not </w:t>
-      </w:r>
-      <w:r>
-        <w:rPr>
-          <w:lang w:val="en-GB"/>
-        </w:rPr>
-        <w:lastRenderedPageBreak/>
-        <w:t xml:space="preserve">personally benefit from the new powers accorded to the Executive Director. At the beginning of the decisive December session he declared that he would not seek a third term in office and thus would leave the WFP shortly after a possible reform (CFA verbatim records, 3 December 1990). This decision may have had an important impact on the subsequent negotiations on the future institutional structure of the WFP. The separation of the WFP from the FAO, which the UN Legal Office described as one of the largest reforms in the </w:t>
+        <w:t xml:space="preserve"> achieve reform Ingram decided to demonstrate that he would not personally benefit from the new powers accorded to the Executive Director. At the beginning of the decisive December session he declared that he would not seek a third term in office and thus would leave the WFP shortly after a possible reform (CFA verbatim records, 3 December 1990). This decision may have had an important impact on the subsequent negotiations on the future institutional structure of the WFP. The separation of the WFP from the FAO, which the UN Legal Office described as one of the largest reforms in the </w:t>
       </w:r>
       <w:r>
         <w:rPr>
@@ -2081,7 +1975,14 @@
         <w:rPr>
           <w:lang w:val="en-GB"/>
         </w:rPr>
-        <w:t xml:space="preserve"> had seemed to infringe upon soon after Ingram assumed office. The foundations for the conflict were thus laid already in the first months of Ingram’s tenure. Ingram (2007) has described his struggle as a case of much needed leadership in the UN system. It had important consequences for the development of the WFP in the 1990s and 2000s, during which the UN’s food aid organization became the ‘world’s largest humanitarian agency’ (Shaw 2011).</w:t>
+        <w:t xml:space="preserve"> had seemed to infringe upon soon after Ingram assumed office. The foundations for the conflict were thus laid already in the first months of Ingram’s tenure. Ingram (2007) has described his struggle as a case of much needed leadership in the UN system. It had </w:t>
+      </w:r>
+      <w:r>
+        <w:rPr>
+          <w:lang w:val="en-GB"/>
+        </w:rPr>
+        <w:lastRenderedPageBreak/>
+        <w:t>important consequences for the development of the WFP in the 1990s and 2000s, during which the UN’s food aid organization became the ‘world’s largest humanitarian agency’ (Shaw 2011).</w:t>
       </w:r>
     </w:p>
     <w:p>
@@ -2107,7 +2008,6 @@
           <w:b/>
           <w:lang w:val="en-GB"/>
         </w:rPr>
-        <w:lastRenderedPageBreak/>
         <w:t>ARCHIVES</w:t>
       </w:r>
       <w:r>
@@ -3171,6 +3071,7 @@
         <w:rPr>
           <w:lang w:val="en-GB"/>
         </w:rPr>
+        <w:lastRenderedPageBreak/>
         <w:t xml:space="preserve">Sebastian Schindler, ‘Ingram, James Charles’ in </w:t>
       </w:r>
       <w:r>
@@ -3229,7 +3130,7 @@
 </file>
 
 <file path=word/endnotes.xml><?xml version="1.0" encoding="utf-8"?>
-<w:endnotes xmlns:wpc="http://schemas.microsoft.com/office/word/2010/wordprocessingCanvas" xmlns:cx="http://schemas.microsoft.com/office/drawing/2014/chartex" xmlns:cx1="http://schemas.microsoft.com/office/drawing/2015/9/8/chartex" xmlns:cx2="http://schemas.microsoft.com/office/drawing/2015/10/21/chartex" xmlns:cx3="http://schemas.microsoft.com/office/drawing/2016/5/9/chartex" xmlns:cx4="http://schemas.microsoft.com/office/drawing/2016/5/10/chartex" xmlns:cx5="http://schemas.microsoft.com/office/drawing/2016/5/11/chartex" xmlns:cx6="http://schemas.microsoft.com/office/drawing/2016/5/12/chartex" xmlns:cx7="http://schemas.microsoft.com/office/drawing/2016/5/13/chartex" xmlns:cx8="http://schemas.microsoft.com/office/drawing/2016/5/14/chartex" xmlns:mc="http://schemas.openxmlformats.org/markup-compatibility/2006" xmlns:aink="http://schemas.microsoft.com/office/drawing/2016/ink" xmlns:am3d="http://schemas.microsoft.com/office/drawing/2017/model3d" xmlns:o="urn:schemas-microsoft-com:office:office" xmlns:oel="http://schemas.microsoft.com/office/2019/extlst" xmlns:r="http://schemas.openxmlformats.org/officeDocument/2006/relationships" xmlns:m="http://schemas.openxmlformats.org/officeDocument/2006/math" xmlns:v="urn:schemas-microsoft-com:vml" xmlns:wp14="http://schemas.microsoft.com/office/word/2010/wordprocessingDrawing" xmlns:wp="http://schemas.openxmlformats.org/drawingml/2006/wordprocessingDrawing" xmlns:w10="urn:schemas-microsoft-com:office:word" xmlns:w="http://schemas.openxmlformats.org/wordprocessingml/2006/main" xmlns:w14="http://schemas.microsoft.com/office/word/2010/wordml" xmlns:w15="http://schemas.microsoft.com/office/word/2012/wordml" xmlns:w16cex="http://schemas.microsoft.com/office/word/2018/wordml/cex" xmlns:w16cid="http://schemas.microsoft.com/office/word/2016/wordml/cid" xmlns:w16="http://schemas.microsoft.com/office/word/2018/wordml" xmlns:w16du="http://schemas.microsoft.com/office/word/2023/wordml/word16du" xmlns:w16sdtdh="http://schemas.microsoft.com/office/word/2020/wordml/sdtdatahash" xmlns:w16sdtfl="http://schemas.microsoft.com/office/word/2024/wordml/sdtformatlock" xmlns:w16se="http://schemas.microsoft.com/office/word/2015/wordml/symex" xmlns:wpg="http://schemas.microsoft.com/office/word/2010/wordprocessingGroup" xmlns:wpi="http://schemas.microsoft.com/office/word/2010/wordprocessingInk" xmlns:wne="http://schemas.microsoft.com/office/word/2006/wordml" xmlns:wps="http://schemas.microsoft.com/office/word/2010/wordprocessingShape" mc:Ignorable="w14 w15 w16se w16cid w16 w16cex w16sdtdh w16sdtfl w16du wp14">
+<w:endnotes xmlns:wpc="http://schemas.microsoft.com/office/word/2010/wordprocessingCanvas" xmlns:cx="http://schemas.microsoft.com/office/drawing/2014/chartex" xmlns:cx1="http://schemas.microsoft.com/office/drawing/2015/9/8/chartex" xmlns:cx2="http://schemas.microsoft.com/office/drawing/2015/10/21/chartex" xmlns:cx3="http://schemas.microsoft.com/office/drawing/2016/5/9/chartex" xmlns:cx4="http://schemas.microsoft.com/office/drawing/2016/5/10/chartex" xmlns:cx5="http://schemas.microsoft.com/office/drawing/2016/5/11/chartex" xmlns:cx6="http://schemas.microsoft.com/office/drawing/2016/5/12/chartex" xmlns:cx7="http://schemas.microsoft.com/office/drawing/2016/5/13/chartex" xmlns:cx8="http://schemas.microsoft.com/office/drawing/2016/5/14/chartex" xmlns:mc="http://schemas.openxmlformats.org/markup-compatibility/2006" xmlns:m="http://schemas.openxmlformats.org/officeDocument/2006/math" xmlns:aink="http://schemas.microsoft.com/office/drawing/2016/ink" xmlns:am3d="http://schemas.microsoft.com/office/drawing/2017/model3d" xmlns:oel="http://schemas.microsoft.com/office/2019/extlst" xmlns:r="http://schemas.openxmlformats.org/officeDocument/2006/relationships" xmlns:wp14="http://schemas.microsoft.com/office/word/2010/wordprocessingDrawing" xmlns:wp="http://schemas.openxmlformats.org/drawingml/2006/wordprocessingDrawing" xmlns:wpg="http://schemas.microsoft.com/office/word/2010/wordprocessingGroup" xmlns:wpi="http://schemas.microsoft.com/office/word/2010/wordprocessingInk" xmlns:wps="http://schemas.microsoft.com/office/word/2010/wordprocessingShape" xmlns:o="urn:schemas-microsoft-com:office:office" xmlns:v="urn:schemas-microsoft-com:vml" xmlns:w10="urn:schemas-microsoft-com:office:word" xmlns:w="http://schemas.openxmlformats.org/wordprocessingml/2006/main" xmlns:w14="http://schemas.microsoft.com/office/word/2010/wordml" xmlns:w15="http://schemas.microsoft.com/office/word/2012/wordml" xmlns:w16cei="http://schemas.microsoft.com/office/word/2026/wordml/cei" xmlns:w16cex="http://schemas.microsoft.com/office/word/2018/wordml/cex" xmlns:w16cid="http://schemas.microsoft.com/office/word/2016/wordml/cid" xmlns:w16="http://schemas.microsoft.com/office/word/2018/wordml" xmlns:w16sdtdh="http://schemas.microsoft.com/office/word/2020/wordml/sdtdatahash" xmlns:w16sdtfl="http://schemas.microsoft.com/office/word/2024/wordml/sdtformatlock" xmlns:w16se="http://schemas.microsoft.com/office/word/2015/wordml/symex" xmlns:w16du="http://schemas.microsoft.com/office/word/2023/wordml/word16du" xmlns:wne="http://schemas.microsoft.com/office/word/2006/wordml" mc:Ignorable="w14 w15 w16se w16cid w16 w16cex w16sdtdh w16sdtfl w16du wp14">
   <w:endnote w:type="separator" w:id="-1">
     <w:p>
       <w:pPr>
@@ -3254,7 +3155,7 @@
 </file>
 
 <file path=word/footer1.xml><?xml version="1.0" encoding="utf-8"?>
-<w:ftr xmlns:wpc="http://schemas.microsoft.com/office/word/2010/wordprocessingCanvas" xmlns:cx="http://schemas.microsoft.com/office/drawing/2014/chartex" xmlns:cx1="http://schemas.microsoft.com/office/drawing/2015/9/8/chartex" xmlns:cx2="http://schemas.microsoft.com/office/drawing/2015/10/21/chartex" xmlns:cx3="http://schemas.microsoft.com/office/drawing/2016/5/9/chartex" xmlns:cx4="http://schemas.microsoft.com/office/drawing/2016/5/10/chartex" xmlns:cx5="http://schemas.microsoft.com/office/drawing/2016/5/11/chartex" xmlns:cx6="http://schemas.microsoft.com/office/drawing/2016/5/12/chartex" xmlns:cx7="http://schemas.microsoft.com/office/drawing/2016/5/13/chartex" xmlns:cx8="http://schemas.microsoft.com/office/drawing/2016/5/14/chartex" xmlns:mc="http://schemas.openxmlformats.org/markup-compatibility/2006" xmlns:aink="http://schemas.microsoft.com/office/drawing/2016/ink" xmlns:am3d="http://schemas.microsoft.com/office/drawing/2017/model3d" xmlns:o="urn:schemas-microsoft-com:office:office" xmlns:oel="http://schemas.microsoft.com/office/2019/extlst" xmlns:r="http://schemas.openxmlformats.org/officeDocument/2006/relationships" xmlns:m="http://schemas.openxmlformats.org/officeDocument/2006/math" xmlns:v="urn:schemas-microsoft-com:vml" xmlns:wp14="http://schemas.microsoft.com/office/word/2010/wordprocessingDrawing" xmlns:wp="http://schemas.openxmlformats.org/drawingml/2006/wordprocessingDrawing" xmlns:w10="urn:schemas-microsoft-com:office:word" xmlns:w="http://schemas.openxmlformats.org/wordprocessingml/2006/main" xmlns:w14="http://schemas.microsoft.com/office/word/2010/wordml" xmlns:w15="http://schemas.microsoft.com/office/word/2012/wordml" xmlns:w16cex="http://schemas.microsoft.com/office/word/2018/wordml/cex" xmlns:w16cid="http://schemas.microsoft.com/office/word/2016/wordml/cid" xmlns:w16="http://schemas.microsoft.com/office/word/2018/wordml" xmlns:w16du="http://schemas.microsoft.com/office/word/2023/wordml/word16du" xmlns:w16sdtdh="http://schemas.microsoft.com/office/word/2020/wordml/sdtdatahash" xmlns:w16sdtfl="http://schemas.microsoft.com/office/word/2024/wordml/sdtformatlock" xmlns:w16se="http://schemas.microsoft.com/office/word/2015/wordml/symex" xmlns:wpg="http://schemas.microsoft.com/office/word/2010/wordprocessingGroup" xmlns:wpi="http://schemas.microsoft.com/office/word/2010/wordprocessingInk" xmlns:wne="http://schemas.microsoft.com/office/word/2006/wordml" xmlns:wps="http://schemas.microsoft.com/office/word/2010/wordprocessingShape" mc:Ignorable="w14 w15 w16se w16cid w16 w16cex w16sdtdh w16sdtfl w16du wp14">
+<w:ftr xmlns:wpc="http://schemas.microsoft.com/office/word/2010/wordprocessingCanvas" xmlns:cx="http://schemas.microsoft.com/office/drawing/2014/chartex" xmlns:cx1="http://schemas.microsoft.com/office/drawing/2015/9/8/chartex" xmlns:cx2="http://schemas.microsoft.com/office/drawing/2015/10/21/chartex" xmlns:cx3="http://schemas.microsoft.com/office/drawing/2016/5/9/chartex" xmlns:cx4="http://schemas.microsoft.com/office/drawing/2016/5/10/chartex" xmlns:cx5="http://schemas.microsoft.com/office/drawing/2016/5/11/chartex" xmlns:cx6="http://schemas.microsoft.com/office/drawing/2016/5/12/chartex" xmlns:cx7="http://schemas.microsoft.com/office/drawing/2016/5/13/chartex" xmlns:cx8="http://schemas.microsoft.com/office/drawing/2016/5/14/chartex" xmlns:mc="http://schemas.openxmlformats.org/markup-compatibility/2006" xmlns:m="http://schemas.openxmlformats.org/officeDocument/2006/math" xmlns:aink="http://schemas.microsoft.com/office/drawing/2016/ink" xmlns:am3d="http://schemas.microsoft.com/office/drawing/2017/model3d" xmlns:oel="http://schemas.microsoft.com/office/2019/extlst" xmlns:r="http://schemas.openxmlformats.org/officeDocument/2006/relationships" xmlns:wp14="http://schemas.microsoft.com/office/word/2010/wordprocessingDrawing" xmlns:wp="http://schemas.openxmlformats.org/drawingml/2006/wordprocessingDrawing" xmlns:wpg="http://schemas.microsoft.com/office/word/2010/wordprocessingGroup" xmlns:wpi="http://schemas.microsoft.com/office/word/2010/wordprocessingInk" xmlns:wps="http://schemas.microsoft.com/office/word/2010/wordprocessingShape" xmlns:o="urn:schemas-microsoft-com:office:office" xmlns:v="urn:schemas-microsoft-com:vml" xmlns:w10="urn:schemas-microsoft-com:office:word" xmlns:w="http://schemas.openxmlformats.org/wordprocessingml/2006/main" xmlns:w14="http://schemas.microsoft.com/office/word/2010/wordml" xmlns:w15="http://schemas.microsoft.com/office/word/2012/wordml" xmlns:w16cei="http://schemas.microsoft.com/office/word/2026/wordml/cei" xmlns:w16cex="http://schemas.microsoft.com/office/word/2018/wordml/cex" xmlns:w16cid="http://schemas.microsoft.com/office/word/2016/wordml/cid" xmlns:w16="http://schemas.microsoft.com/office/word/2018/wordml" xmlns:w16sdtdh="http://schemas.microsoft.com/office/word/2020/wordml/sdtdatahash" xmlns:w16sdtfl="http://schemas.microsoft.com/office/word/2024/wordml/sdtformatlock" xmlns:w16se="http://schemas.microsoft.com/office/word/2015/wordml/symex" xmlns:w16du="http://schemas.microsoft.com/office/word/2023/wordml/word16du" xmlns:wne="http://schemas.microsoft.com/office/word/2006/wordml" mc:Ignorable="w14 w15 w16se w16cid w16 w16cex w16sdtdh w16sdtfl w16du wp14">
   <w:p>
     <w:pPr>
       <w:pStyle w:val="Voettekst"/>
@@ -3312,7 +3213,7 @@
 </file>
 
 <file path=word/footnotes.xml><?xml version="1.0" encoding="utf-8"?>
-<w:footnotes xmlns:wpc="http://schemas.microsoft.com/office/word/2010/wordprocessingCanvas" xmlns:cx="http://schemas.microsoft.com/office/drawing/2014/chartex" xmlns:cx1="http://schemas.microsoft.com/office/drawing/2015/9/8/chartex" xmlns:cx2="http://schemas.microsoft.com/office/drawing/2015/10/21/chartex" xmlns:cx3="http://schemas.microsoft.com/office/drawing/2016/5/9/chartex" xmlns:cx4="http://schemas.microsoft.com/office/drawing/2016/5/10/chartex" xmlns:cx5="http://schemas.microsoft.com/office/drawing/2016/5/11/chartex" xmlns:cx6="http://schemas.microsoft.com/office/drawing/2016/5/12/chartex" xmlns:cx7="http://schemas.microsoft.com/office/drawing/2016/5/13/chartex" xmlns:cx8="http://schemas.microsoft.com/office/drawing/2016/5/14/chartex" xmlns:mc="http://schemas.openxmlformats.org/markup-compatibility/2006" xmlns:aink="http://schemas.microsoft.com/office/drawing/2016/ink" xmlns:am3d="http://schemas.microsoft.com/office/drawing/2017/model3d" xmlns:o="urn:schemas-microsoft-com:office:office" xmlns:oel="http://schemas.microsoft.com/office/2019/extlst" xmlns:r="http://schemas.openxmlformats.org/officeDocument/2006/relationships" xmlns:m="http://schemas.openxmlformats.org/officeDocument/2006/math" xmlns:v="urn:schemas-microsoft-com:vml" xmlns:wp14="http://schemas.microsoft.com/office/word/2010/wordprocessingDrawing" xmlns:wp="http://schemas.openxmlformats.org/drawingml/2006/wordprocessingDrawing" xmlns:w10="urn:schemas-microsoft-com:office:word" xmlns:w="http://schemas.openxmlformats.org/wordprocessingml/2006/main" xmlns:w14="http://schemas.microsoft.com/office/word/2010/wordml" xmlns:w15="http://schemas.microsoft.com/office/word/2012/wordml" xmlns:w16cex="http://schemas.microsoft.com/office/word/2018/wordml/cex" xmlns:w16cid="http://schemas.microsoft.com/office/word/2016/wordml/cid" xmlns:w16="http://schemas.microsoft.com/office/word/2018/wordml" xmlns:w16du="http://schemas.microsoft.com/office/word/2023/wordml/word16du" xmlns:w16sdtdh="http://schemas.microsoft.com/office/word/2020/wordml/sdtdatahash" xmlns:w16sdtfl="http://schemas.microsoft.com/office/word/2024/wordml/sdtformatlock" xmlns:w16se="http://schemas.microsoft.com/office/word/2015/wordml/symex" xmlns:wpg="http://schemas.microsoft.com/office/word/2010/wordprocessingGroup" xmlns:wpi="http://schemas.microsoft.com/office/word/2010/wordprocessingInk" xmlns:wne="http://schemas.microsoft.com/office/word/2006/wordml" xmlns:wps="http://schemas.microsoft.com/office/word/2010/wordprocessingShape" mc:Ignorable="w14 w15 w16se w16cid w16 w16cex w16sdtdh w16sdtfl w16du wp14">
+<w:footnotes xmlns:wpc="http://schemas.microsoft.com/office/word/2010/wordprocessingCanvas" xmlns:cx="http://schemas.microsoft.com/office/drawing/2014/chartex" xmlns:cx1="http://schemas.microsoft.com/office/drawing/2015/9/8/chartex" xmlns:cx2="http://schemas.microsoft.com/office/drawing/2015/10/21/chartex" xmlns:cx3="http://schemas.microsoft.com/office/drawing/2016/5/9/chartex" xmlns:cx4="http://schemas.microsoft.com/office/drawing/2016/5/10/chartex" xmlns:cx5="http://schemas.microsoft.com/office/drawing/2016/5/11/chartex" xmlns:cx6="http://schemas.microsoft.com/office/drawing/2016/5/12/chartex" xmlns:cx7="http://schemas.microsoft.com/office/drawing/2016/5/13/chartex" xmlns:cx8="http://schemas.microsoft.com/office/drawing/2016/5/14/chartex" xmlns:mc="http://schemas.openxmlformats.org/markup-compatibility/2006" xmlns:m="http://schemas.openxmlformats.org/officeDocument/2006/math" xmlns:aink="http://schemas.microsoft.com/office/drawing/2016/ink" xmlns:am3d="http://schemas.microsoft.com/office/drawing/2017/model3d" xmlns:oel="http://schemas.microsoft.com/office/2019/extlst" xmlns:r="http://schemas.openxmlformats.org/officeDocument/2006/relationships" xmlns:wp14="http://schemas.microsoft.com/office/word/2010/wordprocessingDrawing" xmlns:wp="http://schemas.openxmlformats.org/drawingml/2006/wordprocessingDrawing" xmlns:wpg="http://schemas.microsoft.com/office/word/2010/wordprocessingGroup" xmlns:wpi="http://schemas.microsoft.com/office/word/2010/wordprocessingInk" xmlns:wps="http://schemas.microsoft.com/office/word/2010/wordprocessingShape" xmlns:o="urn:schemas-microsoft-com:office:office" xmlns:v="urn:schemas-microsoft-com:vml" xmlns:w10="urn:schemas-microsoft-com:office:word" xmlns:w="http://schemas.openxmlformats.org/wordprocessingml/2006/main" xmlns:w14="http://schemas.microsoft.com/office/word/2010/wordml" xmlns:w15="http://schemas.microsoft.com/office/word/2012/wordml" xmlns:w16cei="http://schemas.microsoft.com/office/word/2026/wordml/cei" xmlns:w16cex="http://schemas.microsoft.com/office/word/2018/wordml/cex" xmlns:w16cid="http://schemas.microsoft.com/office/word/2016/wordml/cid" xmlns:w16="http://schemas.microsoft.com/office/word/2018/wordml" xmlns:w16sdtdh="http://schemas.microsoft.com/office/word/2020/wordml/sdtdatahash" xmlns:w16sdtfl="http://schemas.microsoft.com/office/word/2024/wordml/sdtformatlock" xmlns:w16se="http://schemas.microsoft.com/office/word/2015/wordml/symex" xmlns:w16du="http://schemas.microsoft.com/office/word/2023/wordml/word16du" xmlns:wne="http://schemas.microsoft.com/office/word/2006/wordml" mc:Ignorable="w14 w15 w16se w16cid w16 w16cex w16sdtdh w16sdtfl w16du wp14">
   <w:footnote w:type="separator" w:id="-1">
     <w:p>
       <w:pPr>
@@ -3337,7 +3238,7 @@
 </file>
 
 <file path=word/header1.xml><?xml version="1.0" encoding="utf-8"?>
-<w:hdr xmlns:wpc="http://schemas.microsoft.com/office/word/2010/wordprocessingCanvas" xmlns:cx="http://schemas.microsoft.com/office/drawing/2014/chartex" xmlns:cx1="http://schemas.microsoft.com/office/drawing/2015/9/8/chartex" xmlns:cx2="http://schemas.microsoft.com/office/drawing/2015/10/21/chartex" xmlns:cx3="http://schemas.microsoft.com/office/drawing/2016/5/9/chartex" xmlns:cx4="http://schemas.microsoft.com/office/drawing/2016/5/10/chartex" xmlns:cx5="http://schemas.microsoft.com/office/drawing/2016/5/11/chartex" xmlns:cx6="http://schemas.microsoft.com/office/drawing/2016/5/12/chartex" xmlns:cx7="http://schemas.microsoft.com/office/drawing/2016/5/13/chartex" xmlns:cx8="http://schemas.microsoft.com/office/drawing/2016/5/14/chartex" xmlns:mc="http://schemas.openxmlformats.org/markup-compatibility/2006" xmlns:aink="http://schemas.microsoft.com/office/drawing/2016/ink" xmlns:am3d="http://schemas.microsoft.com/office/drawing/2017/model3d" xmlns:o="urn:schemas-microsoft-com:office:office" xmlns:oel="http://schemas.microsoft.com/office/2019/extlst" xmlns:r="http://schemas.openxmlformats.org/officeDocument/2006/relationships" xmlns:m="http://schemas.openxmlformats.org/officeDocument/2006/math" xmlns:v="urn:schemas-microsoft-com:vml" xmlns:wp14="http://schemas.microsoft.com/office/word/2010/wordprocessingDrawing" xmlns:wp="http://schemas.openxmlformats.org/drawingml/2006/wordprocessingDrawing" xmlns:w10="urn:schemas-microsoft-com:office:word" xmlns:w="http://schemas.openxmlformats.org/wordprocessingml/2006/main" xmlns:w14="http://schemas.microsoft.com/office/word/2010/wordml" xmlns:w15="http://schemas.microsoft.com/office/word/2012/wordml" xmlns:w16cex="http://schemas.microsoft.com/office/word/2018/wordml/cex" xmlns:w16cid="http://schemas.microsoft.com/office/word/2016/wordml/cid" xmlns:w16="http://schemas.microsoft.com/office/word/2018/wordml" xmlns:w16du="http://schemas.microsoft.com/office/word/2023/wordml/word16du" xmlns:w16sdtdh="http://schemas.microsoft.com/office/word/2020/wordml/sdtdatahash" xmlns:w16sdtfl="http://schemas.microsoft.com/office/word/2024/wordml/sdtformatlock" xmlns:w16se="http://schemas.microsoft.com/office/word/2015/wordml/symex" xmlns:wpg="http://schemas.microsoft.com/office/word/2010/wordprocessingGroup" xmlns:wpi="http://schemas.microsoft.com/office/word/2010/wordprocessingInk" xmlns:wne="http://schemas.microsoft.com/office/word/2006/wordml" xmlns:wps="http://schemas.microsoft.com/office/word/2010/wordprocessingShape" mc:Ignorable="w14 w15 w16se w16cid w16 w16cex w16sdtdh w16sdtfl w16du wp14">
+<w:hdr xmlns:wpc="http://schemas.microsoft.com/office/word/2010/wordprocessingCanvas" xmlns:cx="http://schemas.microsoft.com/office/drawing/2014/chartex" xmlns:cx1="http://schemas.microsoft.com/office/drawing/2015/9/8/chartex" xmlns:cx2="http://schemas.microsoft.com/office/drawing/2015/10/21/chartex" xmlns:cx3="http://schemas.microsoft.com/office/drawing/2016/5/9/chartex" xmlns:cx4="http://schemas.microsoft.com/office/drawing/2016/5/10/chartex" xmlns:cx5="http://schemas.microsoft.com/office/drawing/2016/5/11/chartex" xmlns:cx6="http://schemas.microsoft.com/office/drawing/2016/5/12/chartex" xmlns:cx7="http://schemas.microsoft.com/office/drawing/2016/5/13/chartex" xmlns:cx8="http://schemas.microsoft.com/office/drawing/2016/5/14/chartex" xmlns:mc="http://schemas.openxmlformats.org/markup-compatibility/2006" xmlns:m="http://schemas.openxmlformats.org/officeDocument/2006/math" xmlns:aink="http://schemas.microsoft.com/office/drawing/2016/ink" xmlns:am3d="http://schemas.microsoft.com/office/drawing/2017/model3d" xmlns:oel="http://schemas.microsoft.com/office/2019/extlst" xmlns:r="http://schemas.openxmlformats.org/officeDocument/2006/relationships" xmlns:wp14="http://schemas.microsoft.com/office/word/2010/wordprocessingDrawing" xmlns:wp="http://schemas.openxmlformats.org/drawingml/2006/wordprocessingDrawing" xmlns:wpg="http://schemas.microsoft.com/office/word/2010/wordprocessingGroup" xmlns:wpi="http://schemas.microsoft.com/office/word/2010/wordprocessingInk" xmlns:wps="http://schemas.microsoft.com/office/word/2010/wordprocessingShape" xmlns:o="urn:schemas-microsoft-com:office:office" xmlns:v="urn:schemas-microsoft-com:vml" xmlns:w10="urn:schemas-microsoft-com:office:word" xmlns:w="http://schemas.openxmlformats.org/wordprocessingml/2006/main" xmlns:w14="http://schemas.microsoft.com/office/word/2010/wordml" xmlns:w15="http://schemas.microsoft.com/office/word/2012/wordml" xmlns:w16cei="http://schemas.microsoft.com/office/word/2026/wordml/cei" xmlns:w16cex="http://schemas.microsoft.com/office/word/2018/wordml/cex" xmlns:w16cid="http://schemas.microsoft.com/office/word/2016/wordml/cid" xmlns:w16="http://schemas.microsoft.com/office/word/2018/wordml" xmlns:w16sdtdh="http://schemas.microsoft.com/office/word/2020/wordml/sdtdatahash" xmlns:w16sdtfl="http://schemas.microsoft.com/office/word/2024/wordml/sdtformatlock" xmlns:w16se="http://schemas.microsoft.com/office/word/2015/wordml/symex" xmlns:w16du="http://schemas.microsoft.com/office/word/2023/wordml/word16du" xmlns:wne="http://schemas.microsoft.com/office/word/2006/wordml" mc:Ignorable="w14 w15 w16se w16cid w16 w16cex w16sdtdh w16sdtfl w16du wp14">
   <w:p>
     <w:pPr>
       <w:pStyle w:val="Koptekst"/>
@@ -3374,7 +3275,7 @@
 </file>
 
 <file path=word/numbering.xml><?xml version="1.0" encoding="utf-8"?>
-<w:numbering xmlns:wpc="http://schemas.microsoft.com/office/word/2010/wordprocessingCanvas" xmlns:cx="http://schemas.microsoft.com/office/drawing/2014/chartex" xmlns:cx1="http://schemas.microsoft.com/office/drawing/2015/9/8/chartex" xmlns:cx2="http://schemas.microsoft.com/office/drawing/2015/10/21/chartex" xmlns:cx3="http://schemas.microsoft.com/office/drawing/2016/5/9/chartex" xmlns:cx4="http://schemas.microsoft.com/office/drawing/2016/5/10/chartex" xmlns:cx5="http://schemas.microsoft.com/office/drawing/2016/5/11/chartex" xmlns:cx6="http://schemas.microsoft.com/office/drawing/2016/5/12/chartex" xmlns:cx7="http://schemas.microsoft.com/office/drawing/2016/5/13/chartex" xmlns:cx8="http://schemas.microsoft.com/office/drawing/2016/5/14/chartex" xmlns:mc="http://schemas.openxmlformats.org/markup-compatibility/2006" xmlns:aink="http://schemas.microsoft.com/office/drawing/2016/ink" xmlns:am3d="http://schemas.microsoft.com/office/drawing/2017/model3d" xmlns:o="urn:schemas-microsoft-com:office:office" xmlns:oel="http://schemas.microsoft.com/office/2019/extlst" xmlns:r="http://schemas.openxmlformats.org/officeDocument/2006/relationships" xmlns:m="http://schemas.openxmlformats.org/officeDocument/2006/math" xmlns:v="urn:schemas-microsoft-com:vml" xmlns:wp14="http://schemas.microsoft.com/office/word/2010/wordprocessingDrawing" xmlns:wp="http://schemas.openxmlformats.org/drawingml/2006/wordprocessingDrawing" xmlns:w10="urn:schemas-microsoft-com:office:word" xmlns:w="http://schemas.openxmlformats.org/wordprocessingml/2006/main" xmlns:w14="http://schemas.microsoft.com/office/word/2010/wordml" xmlns:w15="http://schemas.microsoft.com/office/word/2012/wordml" xmlns:w16cex="http://schemas.microsoft.com/office/word/2018/wordml/cex" xmlns:w16cid="http://schemas.microsoft.com/office/word/2016/wordml/cid" xmlns:w16="http://schemas.microsoft.com/office/word/2018/wordml" xmlns:w16du="http://schemas.microsoft.com/office/word/2023/wordml/word16du" xmlns:w16sdtdh="http://schemas.microsoft.com/office/word/2020/wordml/sdtdatahash" xmlns:w16sdtfl="http://schemas.microsoft.com/office/word/2024/wordml/sdtformatlock" xmlns:w16se="http://schemas.microsoft.com/office/word/2015/wordml/symex" xmlns:wpg="http://schemas.microsoft.com/office/word/2010/wordprocessingGroup" xmlns:wpi="http://schemas.microsoft.com/office/word/2010/wordprocessingInk" xmlns:wne="http://schemas.microsoft.com/office/word/2006/wordml" xmlns:wps="http://schemas.microsoft.com/office/word/2010/wordprocessingShape" mc:Ignorable="w14 w15 w16se w16cid w16 w16cex w16sdtdh w16sdtfl w16du wp14">
+<w:numbering xmlns:wpc="http://schemas.microsoft.com/office/word/2010/wordprocessingCanvas" xmlns:cx="http://schemas.microsoft.com/office/drawing/2014/chartex" xmlns:cx1="http://schemas.microsoft.com/office/drawing/2015/9/8/chartex" xmlns:cx2="http://schemas.microsoft.com/office/drawing/2015/10/21/chartex" xmlns:cx3="http://schemas.microsoft.com/office/drawing/2016/5/9/chartex" xmlns:cx4="http://schemas.microsoft.com/office/drawing/2016/5/10/chartex" xmlns:cx5="http://schemas.microsoft.com/office/drawing/2016/5/11/chartex" xmlns:cx6="http://schemas.microsoft.com/office/drawing/2016/5/12/chartex" xmlns:cx7="http://schemas.microsoft.com/office/drawing/2016/5/13/chartex" xmlns:cx8="http://schemas.microsoft.com/office/drawing/2016/5/14/chartex" xmlns:mc="http://schemas.openxmlformats.org/markup-compatibility/2006" xmlns:m="http://schemas.openxmlformats.org/officeDocument/2006/math" xmlns:aink="http://schemas.microsoft.com/office/drawing/2016/ink" xmlns:am3d="http://schemas.microsoft.com/office/drawing/2017/model3d" xmlns:oel="http://schemas.microsoft.com/office/2019/extlst" xmlns:r="http://schemas.openxmlformats.org/officeDocument/2006/relationships" xmlns:wp14="http://schemas.microsoft.com/office/word/2010/wordprocessingDrawing" xmlns:wp="http://schemas.openxmlformats.org/drawingml/2006/wordprocessingDrawing" xmlns:wpg="http://schemas.microsoft.com/office/word/2010/wordprocessingGroup" xmlns:wpi="http://schemas.microsoft.com/office/word/2010/wordprocessingInk" xmlns:wps="http://schemas.microsoft.com/office/word/2010/wordprocessingShape" xmlns:o="urn:schemas-microsoft-com:office:office" xmlns:v="urn:schemas-microsoft-com:vml" xmlns:w10="urn:schemas-microsoft-com:office:word" xmlns:w="http://schemas.openxmlformats.org/wordprocessingml/2006/main" xmlns:w14="http://schemas.microsoft.com/office/word/2010/wordml" xmlns:w15="http://schemas.microsoft.com/office/word/2012/wordml" xmlns:w16cei="http://schemas.microsoft.com/office/word/2026/wordml/cei" xmlns:w16cex="http://schemas.microsoft.com/office/word/2018/wordml/cex" xmlns:w16cid="http://schemas.microsoft.com/office/word/2016/wordml/cid" xmlns:w16="http://schemas.microsoft.com/office/word/2018/wordml" xmlns:w16sdtdh="http://schemas.microsoft.com/office/word/2020/wordml/sdtdatahash" xmlns:w16sdtfl="http://schemas.microsoft.com/office/word/2024/wordml/sdtformatlock" xmlns:w16se="http://schemas.microsoft.com/office/word/2015/wordml/symex" xmlns:w16du="http://schemas.microsoft.com/office/word/2023/wordml/word16du" xmlns:wne="http://schemas.microsoft.com/office/word/2006/wordml" mc:Ignorable="w14 w15 w16se w16cid w16 w16cex w16sdtdh w16sdtfl w16du wp14">
   <w:abstractNum w:abstractNumId="0" w15:restartNumberingAfterBreak="0">
     <w:nsid w:val="24F15FD2"/>
     <w:multiLevelType w:val="multilevel"/>
@@ -3532,7 +3433,7 @@
 </file>
 
 <file path=word/styles.xml><?xml version="1.0" encoding="utf-8"?>
-<w:styles xmlns:mc="http://schemas.openxmlformats.org/markup-compatibility/2006" xmlns:r="http://schemas.openxmlformats.org/officeDocument/2006/relationships" xmlns:w="http://schemas.openxmlformats.org/wordprocessingml/2006/main" xmlns:w14="http://schemas.microsoft.com/office/word/2010/wordml" xmlns:w15="http://schemas.microsoft.com/office/word/2012/wordml" xmlns:w16cex="http://schemas.microsoft.com/office/word/2018/wordml/cex" xmlns:w16cid="http://schemas.microsoft.com/office/word/2016/wordml/cid" xmlns:w16="http://schemas.microsoft.com/office/word/2018/wordml" xmlns:w16du="http://schemas.microsoft.com/office/word/2023/wordml/word16du" xmlns:w16sdtdh="http://schemas.microsoft.com/office/word/2020/wordml/sdtdatahash" xmlns:w16sdtfl="http://schemas.microsoft.com/office/word/2024/wordml/sdtformatlock" xmlns:w16se="http://schemas.microsoft.com/office/word/2015/wordml/symex" mc:Ignorable="w14 w15 w16se w16cid w16 w16cex w16sdtdh w16sdtfl w16du">
+<w:styles xmlns:mc="http://schemas.openxmlformats.org/markup-compatibility/2006" xmlns:r="http://schemas.openxmlformats.org/officeDocument/2006/relationships" xmlns:w="http://schemas.openxmlformats.org/wordprocessingml/2006/main" xmlns:w14="http://schemas.microsoft.com/office/word/2010/wordml" xmlns:w15="http://schemas.microsoft.com/office/word/2012/wordml" xmlns:w16cex="http://schemas.microsoft.com/office/word/2018/wordml/cex" xmlns:w16cid="http://schemas.microsoft.com/office/word/2016/wordml/cid" xmlns:w16="http://schemas.microsoft.com/office/word/2018/wordml" xmlns:w16sdtdh="http://schemas.microsoft.com/office/word/2020/wordml/sdtdatahash" xmlns:w16sdtfl="http://schemas.microsoft.com/office/word/2024/wordml/sdtformatlock" xmlns:w16se="http://schemas.microsoft.com/office/word/2015/wordml/symex" xmlns:w16du="http://schemas.microsoft.com/office/word/2023/wordml/word16du" mc:Ignorable="w14 w15 w16se w16cid w16 w16cex w16sdtdh w16sdtfl w16du">
   <w:docDefaults>
     <w:rPrDefault>
       <w:rPr>
